--- a/02_DAF02/DAF02 - Revision Notes.docx
+++ b/02_DAF02/DAF02 - Revision Notes.docx
@@ -46,11 +46,13 @@
     </w:p>
     <w:p>
       <w:r>
-        <w:lastRenderedPageBreak/>
+        <w:rPr>
+          <w:noProof/>
+        </w:rPr>
         <w:drawing>
-          <wp:inline distT="0" distB="0" distL="0" distR="0" wp14:anchorId="2C17B360" wp14:editId="269FF290">
-            <wp:extent cx="5731510" cy="7494905"/>
-            <wp:effectExtent l="0" t="0" r="2540" b="0"/>
+          <wp:inline distT="0" distB="0" distL="0" distR="0" wp14:anchorId="2C17B360" wp14:editId="41EC331E">
+            <wp:extent cx="4807418" cy="6286500"/>
+            <wp:effectExtent l="0" t="0" r="0" b="0"/>
             <wp:docPr id="708211409" name="Picture 1"/>
             <wp:cNvGraphicFramePr>
               <a:graphicFrameLocks xmlns:a="http://schemas.openxmlformats.org/drawingml/2006/main" noChangeAspect="1"/>
@@ -71,7 +73,7 @@
                   <pic:spPr>
                     <a:xfrm>
                       <a:off x="0" y="0"/>
-                      <a:ext cx="5731510" cy="7494905"/>
+                      <a:ext cx="4810521" cy="6290558"/>
                     </a:xfrm>
                     <a:prstGeom prst="rect">
                       <a:avLst/>
@@ -84,12 +86,11 @@
         </w:drawing>
       </w:r>
     </w:p>
-    <w:p/>
-    <w:p/>
-    <w:p/>
-    <w:p/>
     <w:p>
       <w:r>
+        <w:rPr>
+          <w:noProof/>
+        </w:rPr>
         <w:lastRenderedPageBreak/>
         <w:drawing>
           <wp:inline distT="0" distB="0" distL="0" distR="0" wp14:anchorId="27883FC3" wp14:editId="3133EEBC">
@@ -116,6 +117,301 @@
                     <a:xfrm>
                       <a:off x="0" y="0"/>
                       <a:ext cx="5731510" cy="7550785"/>
+                    </a:xfrm>
+                    <a:prstGeom prst="rect">
+                      <a:avLst/>
+                    </a:prstGeom>
+                  </pic:spPr>
+                </pic:pic>
+              </a:graphicData>
+            </a:graphic>
+          </wp:inline>
+        </w:drawing>
+      </w:r>
+    </w:p>
+    <w:p>
+      <w:r>
+        <w:rPr>
+          <w:noProof/>
+        </w:rPr>
+        <w:lastRenderedPageBreak/>
+        <w:drawing>
+          <wp:inline distT="0" distB="0" distL="0" distR="0" wp14:anchorId="6F746126" wp14:editId="5EBFEC15">
+            <wp:extent cx="3115110" cy="8240275"/>
+            <wp:effectExtent l="0" t="0" r="9525" b="0"/>
+            <wp:docPr id="1471600659" name="Picture 1"/>
+            <wp:cNvGraphicFramePr>
+              <a:graphicFrameLocks xmlns:a="http://schemas.openxmlformats.org/drawingml/2006/main" noChangeAspect="1"/>
+            </wp:cNvGraphicFramePr>
+            <a:graphic xmlns:a="http://schemas.openxmlformats.org/drawingml/2006/main">
+              <a:graphicData uri="http://schemas.openxmlformats.org/drawingml/2006/picture">
+                <pic:pic xmlns:pic="http://schemas.openxmlformats.org/drawingml/2006/picture">
+                  <pic:nvPicPr>
+                    <pic:cNvPr id="1471600659" name=""/>
+                    <pic:cNvPicPr/>
+                  </pic:nvPicPr>
+                  <pic:blipFill>
+                    <a:blip r:embed="rId7"/>
+                    <a:stretch>
+                      <a:fillRect/>
+                    </a:stretch>
+                  </pic:blipFill>
+                  <pic:spPr>
+                    <a:xfrm>
+                      <a:off x="0" y="0"/>
+                      <a:ext cx="3115110" cy="8240275"/>
+                    </a:xfrm>
+                    <a:prstGeom prst="rect">
+                      <a:avLst/>
+                    </a:prstGeom>
+                  </pic:spPr>
+                </pic:pic>
+              </a:graphicData>
+            </a:graphic>
+          </wp:inline>
+        </w:drawing>
+      </w:r>
+    </w:p>
+    <w:p>
+      <w:r>
+        <w:rPr>
+          <w:noProof/>
+        </w:rPr>
+        <w:lastRenderedPageBreak/>
+        <w:drawing>
+          <wp:inline distT="0" distB="0" distL="0" distR="0" wp14:anchorId="209FD69E" wp14:editId="64426BB9">
+            <wp:extent cx="5731510" cy="8779510"/>
+            <wp:effectExtent l="0" t="0" r="2540" b="2540"/>
+            <wp:docPr id="839368990" name="Picture 1"/>
+            <wp:cNvGraphicFramePr>
+              <a:graphicFrameLocks xmlns:a="http://schemas.openxmlformats.org/drawingml/2006/main" noChangeAspect="1"/>
+            </wp:cNvGraphicFramePr>
+            <a:graphic xmlns:a="http://schemas.openxmlformats.org/drawingml/2006/main">
+              <a:graphicData uri="http://schemas.openxmlformats.org/drawingml/2006/picture">
+                <pic:pic xmlns:pic="http://schemas.openxmlformats.org/drawingml/2006/picture">
+                  <pic:nvPicPr>
+                    <pic:cNvPr id="839368990" name=""/>
+                    <pic:cNvPicPr/>
+                  </pic:nvPicPr>
+                  <pic:blipFill>
+                    <a:blip r:embed="rId8"/>
+                    <a:stretch>
+                      <a:fillRect/>
+                    </a:stretch>
+                  </pic:blipFill>
+                  <pic:spPr>
+                    <a:xfrm>
+                      <a:off x="0" y="0"/>
+                      <a:ext cx="5731510" cy="8779510"/>
+                    </a:xfrm>
+                    <a:prstGeom prst="rect">
+                      <a:avLst/>
+                    </a:prstGeom>
+                  </pic:spPr>
+                </pic:pic>
+              </a:graphicData>
+            </a:graphic>
+          </wp:inline>
+        </w:drawing>
+      </w:r>
+    </w:p>
+    <w:p>
+      <w:r>
+        <w:rPr>
+          <w:noProof/>
+        </w:rPr>
+        <w:lastRenderedPageBreak/>
+        <w:drawing>
+          <wp:inline distT="0" distB="0" distL="0" distR="0" wp14:anchorId="7EE0D8F9" wp14:editId="0555BBEB">
+            <wp:extent cx="5731510" cy="8708390"/>
+            <wp:effectExtent l="0" t="0" r="2540" b="0"/>
+            <wp:docPr id="1448473908" name="Picture 1"/>
+            <wp:cNvGraphicFramePr>
+              <a:graphicFrameLocks xmlns:a="http://schemas.openxmlformats.org/drawingml/2006/main" noChangeAspect="1"/>
+            </wp:cNvGraphicFramePr>
+            <a:graphic xmlns:a="http://schemas.openxmlformats.org/drawingml/2006/main">
+              <a:graphicData uri="http://schemas.openxmlformats.org/drawingml/2006/picture">
+                <pic:pic xmlns:pic="http://schemas.openxmlformats.org/drawingml/2006/picture">
+                  <pic:nvPicPr>
+                    <pic:cNvPr id="1448473908" name=""/>
+                    <pic:cNvPicPr/>
+                  </pic:nvPicPr>
+                  <pic:blipFill>
+                    <a:blip r:embed="rId9"/>
+                    <a:stretch>
+                      <a:fillRect/>
+                    </a:stretch>
+                  </pic:blipFill>
+                  <pic:spPr>
+                    <a:xfrm>
+                      <a:off x="0" y="0"/>
+                      <a:ext cx="5731510" cy="8708390"/>
+                    </a:xfrm>
+                    <a:prstGeom prst="rect">
+                      <a:avLst/>
+                    </a:prstGeom>
+                  </pic:spPr>
+                </pic:pic>
+              </a:graphicData>
+            </a:graphic>
+          </wp:inline>
+        </w:drawing>
+      </w:r>
+    </w:p>
+    <w:p>
+      <w:r>
+        <w:rPr>
+          <w:noProof/>
+        </w:rPr>
+        <w:lastRenderedPageBreak/>
+        <w:drawing>
+          <wp:inline distT="0" distB="0" distL="0" distR="0" wp14:anchorId="6F0190C5" wp14:editId="0BE33A9F">
+            <wp:extent cx="5731510" cy="4561205"/>
+            <wp:effectExtent l="0" t="0" r="2540" b="0"/>
+            <wp:docPr id="1142692635" name="Picture 1"/>
+            <wp:cNvGraphicFramePr>
+              <a:graphicFrameLocks xmlns:a="http://schemas.openxmlformats.org/drawingml/2006/main" noChangeAspect="1"/>
+            </wp:cNvGraphicFramePr>
+            <a:graphic xmlns:a="http://schemas.openxmlformats.org/drawingml/2006/main">
+              <a:graphicData uri="http://schemas.openxmlformats.org/drawingml/2006/picture">
+                <pic:pic xmlns:pic="http://schemas.openxmlformats.org/drawingml/2006/picture">
+                  <pic:nvPicPr>
+                    <pic:cNvPr id="1142692635" name=""/>
+                    <pic:cNvPicPr/>
+                  </pic:nvPicPr>
+                  <pic:blipFill>
+                    <a:blip r:embed="rId10"/>
+                    <a:stretch>
+                      <a:fillRect/>
+                    </a:stretch>
+                  </pic:blipFill>
+                  <pic:spPr>
+                    <a:xfrm>
+                      <a:off x="0" y="0"/>
+                      <a:ext cx="5731510" cy="4561205"/>
+                    </a:xfrm>
+                    <a:prstGeom prst="rect">
+                      <a:avLst/>
+                    </a:prstGeom>
+                  </pic:spPr>
+                </pic:pic>
+              </a:graphicData>
+            </a:graphic>
+          </wp:inline>
+        </w:drawing>
+      </w:r>
+    </w:p>
+    <w:p>
+      <w:r>
+        <w:rPr>
+          <w:noProof/>
+        </w:rPr>
+        <w:drawing>
+          <wp:inline distT="0" distB="0" distL="0" distR="0" wp14:anchorId="6716DC69" wp14:editId="7312935D">
+            <wp:extent cx="2857899" cy="4286848"/>
+            <wp:effectExtent l="0" t="0" r="0" b="0"/>
+            <wp:docPr id="329132315" name="Picture 1"/>
+            <wp:cNvGraphicFramePr>
+              <a:graphicFrameLocks xmlns:a="http://schemas.openxmlformats.org/drawingml/2006/main" noChangeAspect="1"/>
+            </wp:cNvGraphicFramePr>
+            <a:graphic xmlns:a="http://schemas.openxmlformats.org/drawingml/2006/main">
+              <a:graphicData uri="http://schemas.openxmlformats.org/drawingml/2006/picture">
+                <pic:pic xmlns:pic="http://schemas.openxmlformats.org/drawingml/2006/picture">
+                  <pic:nvPicPr>
+                    <pic:cNvPr id="329132315" name=""/>
+                    <pic:cNvPicPr/>
+                  </pic:nvPicPr>
+                  <pic:blipFill>
+                    <a:blip r:embed="rId11"/>
+                    <a:stretch>
+                      <a:fillRect/>
+                    </a:stretch>
+                  </pic:blipFill>
+                  <pic:spPr>
+                    <a:xfrm>
+                      <a:off x="0" y="0"/>
+                      <a:ext cx="2857899" cy="4286848"/>
+                    </a:xfrm>
+                    <a:prstGeom prst="rect">
+                      <a:avLst/>
+                    </a:prstGeom>
+                  </pic:spPr>
+                </pic:pic>
+              </a:graphicData>
+            </a:graphic>
+          </wp:inline>
+        </w:drawing>
+      </w:r>
+    </w:p>
+    <w:p/>
+    <w:p>
+      <w:r>
+        <w:lastRenderedPageBreak/>
+        <w:drawing>
+          <wp:inline distT="0" distB="0" distL="0" distR="0" wp14:anchorId="3A07D03A" wp14:editId="4692A775">
+            <wp:extent cx="5731510" cy="7880350"/>
+            <wp:effectExtent l="0" t="0" r="2540" b="6350"/>
+            <wp:docPr id="2131078289" name="Picture 1"/>
+            <wp:cNvGraphicFramePr>
+              <a:graphicFrameLocks xmlns:a="http://schemas.openxmlformats.org/drawingml/2006/main" noChangeAspect="1"/>
+            </wp:cNvGraphicFramePr>
+            <a:graphic xmlns:a="http://schemas.openxmlformats.org/drawingml/2006/main">
+              <a:graphicData uri="http://schemas.openxmlformats.org/drawingml/2006/picture">
+                <pic:pic xmlns:pic="http://schemas.openxmlformats.org/drawingml/2006/picture">
+                  <pic:nvPicPr>
+                    <pic:cNvPr id="2131078289" name=""/>
+                    <pic:cNvPicPr/>
+                  </pic:nvPicPr>
+                  <pic:blipFill>
+                    <a:blip r:embed="rId12"/>
+                    <a:stretch>
+                      <a:fillRect/>
+                    </a:stretch>
+                  </pic:blipFill>
+                  <pic:spPr>
+                    <a:xfrm>
+                      <a:off x="0" y="0"/>
+                      <a:ext cx="5731510" cy="7880350"/>
+                    </a:xfrm>
+                    <a:prstGeom prst="rect">
+                      <a:avLst/>
+                    </a:prstGeom>
+                  </pic:spPr>
+                </pic:pic>
+              </a:graphicData>
+            </a:graphic>
+          </wp:inline>
+        </w:drawing>
+      </w:r>
+    </w:p>
+    <w:p>
+      <w:r>
+        <w:lastRenderedPageBreak/>
+        <w:drawing>
+          <wp:inline distT="0" distB="0" distL="0" distR="0" wp14:anchorId="527AC188" wp14:editId="5CF0D805">
+            <wp:extent cx="5731510" cy="7651115"/>
+            <wp:effectExtent l="0" t="0" r="2540" b="6985"/>
+            <wp:docPr id="804601747" name="Picture 1"/>
+            <wp:cNvGraphicFramePr>
+              <a:graphicFrameLocks xmlns:a="http://schemas.openxmlformats.org/drawingml/2006/main" noChangeAspect="1"/>
+            </wp:cNvGraphicFramePr>
+            <a:graphic xmlns:a="http://schemas.openxmlformats.org/drawingml/2006/main">
+              <a:graphicData uri="http://schemas.openxmlformats.org/drawingml/2006/picture">
+                <pic:pic xmlns:pic="http://schemas.openxmlformats.org/drawingml/2006/picture">
+                  <pic:nvPicPr>
+                    <pic:cNvPr id="804601747" name=""/>
+                    <pic:cNvPicPr/>
+                  </pic:nvPicPr>
+                  <pic:blipFill>
+                    <a:blip r:embed="rId13"/>
+                    <a:stretch>
+                      <a:fillRect/>
+                    </a:stretch>
+                  </pic:blipFill>
+                  <pic:spPr>
+                    <a:xfrm>
+                      <a:off x="0" y="0"/>
+                      <a:ext cx="5731510" cy="7651115"/>
                     </a:xfrm>
                     <a:prstGeom prst="rect">
                       <a:avLst/>

--- a/02_DAF02/DAF02 - Revision Notes.docx
+++ b/02_DAF02/DAF02 - Revision Notes.docx
@@ -346,6 +346,9 @@
     <w:p/>
     <w:p>
       <w:r>
+        <w:rPr>
+          <w:noProof/>
+        </w:rPr>
         <w:lastRenderedPageBreak/>
         <w:drawing>
           <wp:inline distT="0" distB="0" distL="0" distR="0" wp14:anchorId="3A07D03A" wp14:editId="4692A775">
@@ -386,6 +389,9 @@
     </w:p>
     <w:p>
       <w:r>
+        <w:rPr>
+          <w:noProof/>
+        </w:rPr>
         <w:lastRenderedPageBreak/>
         <w:drawing>
           <wp:inline distT="0" distB="0" distL="0" distR="0" wp14:anchorId="527AC188" wp14:editId="5CF0D805">
@@ -424,6 +430,130 @@
         </w:drawing>
       </w:r>
     </w:p>
+    <w:p>
+      <w:r>
+        <w:rPr>
+          <w:noProof/>
+        </w:rPr>
+        <w:lastRenderedPageBreak/>
+        <w:drawing>
+          <wp:inline distT="0" distB="0" distL="0" distR="0" wp14:anchorId="1024DFCA" wp14:editId="71AA0C57">
+            <wp:extent cx="2667372" cy="5458587"/>
+            <wp:effectExtent l="0" t="0" r="0" b="8890"/>
+            <wp:docPr id="1408134175" name="Picture 1"/>
+            <wp:cNvGraphicFramePr>
+              <a:graphicFrameLocks xmlns:a="http://schemas.openxmlformats.org/drawingml/2006/main" noChangeAspect="1"/>
+            </wp:cNvGraphicFramePr>
+            <a:graphic xmlns:a="http://schemas.openxmlformats.org/drawingml/2006/main">
+              <a:graphicData uri="http://schemas.openxmlformats.org/drawingml/2006/picture">
+                <pic:pic xmlns:pic="http://schemas.openxmlformats.org/drawingml/2006/picture">
+                  <pic:nvPicPr>
+                    <pic:cNvPr id="1408134175" name=""/>
+                    <pic:cNvPicPr/>
+                  </pic:nvPicPr>
+                  <pic:blipFill>
+                    <a:blip r:embed="rId14"/>
+                    <a:stretch>
+                      <a:fillRect/>
+                    </a:stretch>
+                  </pic:blipFill>
+                  <pic:spPr>
+                    <a:xfrm>
+                      <a:off x="0" y="0"/>
+                      <a:ext cx="2667372" cy="5458587"/>
+                    </a:xfrm>
+                    <a:prstGeom prst="rect">
+                      <a:avLst/>
+                    </a:prstGeom>
+                  </pic:spPr>
+                </pic:pic>
+              </a:graphicData>
+            </a:graphic>
+          </wp:inline>
+        </w:drawing>
+      </w:r>
+    </w:p>
+    <w:p>
+      <w:r>
+        <w:lastRenderedPageBreak/>
+        <w:drawing>
+          <wp:inline distT="0" distB="0" distL="0" distR="0" wp14:anchorId="6F98F663" wp14:editId="4D69B2E0">
+            <wp:extent cx="5731510" cy="7150100"/>
+            <wp:effectExtent l="0" t="0" r="2540" b="0"/>
+            <wp:docPr id="1761423031" name="Picture 1"/>
+            <wp:cNvGraphicFramePr>
+              <a:graphicFrameLocks xmlns:a="http://schemas.openxmlformats.org/drawingml/2006/main" noChangeAspect="1"/>
+            </wp:cNvGraphicFramePr>
+            <a:graphic xmlns:a="http://schemas.openxmlformats.org/drawingml/2006/main">
+              <a:graphicData uri="http://schemas.openxmlformats.org/drawingml/2006/picture">
+                <pic:pic xmlns:pic="http://schemas.openxmlformats.org/drawingml/2006/picture">
+                  <pic:nvPicPr>
+                    <pic:cNvPr id="1761423031" name=""/>
+                    <pic:cNvPicPr/>
+                  </pic:nvPicPr>
+                  <pic:blipFill>
+                    <a:blip r:embed="rId15"/>
+                    <a:stretch>
+                      <a:fillRect/>
+                    </a:stretch>
+                  </pic:blipFill>
+                  <pic:spPr>
+                    <a:xfrm>
+                      <a:off x="0" y="0"/>
+                      <a:ext cx="5731510" cy="7150100"/>
+                    </a:xfrm>
+                    <a:prstGeom prst="rect">
+                      <a:avLst/>
+                    </a:prstGeom>
+                  </pic:spPr>
+                </pic:pic>
+              </a:graphicData>
+            </a:graphic>
+          </wp:inline>
+        </w:drawing>
+      </w:r>
+    </w:p>
+    <w:p>
+      <w:r>
+        <w:lastRenderedPageBreak/>
+        <w:drawing>
+          <wp:inline distT="0" distB="0" distL="0" distR="0" wp14:anchorId="74892D2F" wp14:editId="6B498C3D">
+            <wp:extent cx="5731510" cy="7395210"/>
+            <wp:effectExtent l="0" t="0" r="2540" b="0"/>
+            <wp:docPr id="1121661965" name="Picture 1"/>
+            <wp:cNvGraphicFramePr>
+              <a:graphicFrameLocks xmlns:a="http://schemas.openxmlformats.org/drawingml/2006/main" noChangeAspect="1"/>
+            </wp:cNvGraphicFramePr>
+            <a:graphic xmlns:a="http://schemas.openxmlformats.org/drawingml/2006/main">
+              <a:graphicData uri="http://schemas.openxmlformats.org/drawingml/2006/picture">
+                <pic:pic xmlns:pic="http://schemas.openxmlformats.org/drawingml/2006/picture">
+                  <pic:nvPicPr>
+                    <pic:cNvPr id="1121661965" name=""/>
+                    <pic:cNvPicPr/>
+                  </pic:nvPicPr>
+                  <pic:blipFill>
+                    <a:blip r:embed="rId16"/>
+                    <a:stretch>
+                      <a:fillRect/>
+                    </a:stretch>
+                  </pic:blipFill>
+                  <pic:spPr>
+                    <a:xfrm>
+                      <a:off x="0" y="0"/>
+                      <a:ext cx="5731510" cy="7395210"/>
+                    </a:xfrm>
+                    <a:prstGeom prst="rect">
+                      <a:avLst/>
+                    </a:prstGeom>
+                  </pic:spPr>
+                </pic:pic>
+              </a:graphicData>
+            </a:graphic>
+          </wp:inline>
+        </w:drawing>
+      </w:r>
+    </w:p>
+    <w:p/>
     <w:sectPr>
       <w:pgSz w:w="11906" w:h="16838"/>
       <w:pgMar w:top="568" w:right="1440" w:bottom="1440" w:left="1440" w:header="708" w:footer="708" w:gutter="0"/>

--- a/02_DAF02/DAF02 - Revision Notes.docx
+++ b/02_DAF02/DAF02 - Revision Notes.docx
@@ -8,10 +8,10 @@
           <w:noProof/>
         </w:rPr>
         <w:drawing>
-          <wp:inline distT="0" distB="0" distL="0" distR="0" wp14:anchorId="1181ED98" wp14:editId="4084AA53">
-            <wp:extent cx="3591426" cy="2705478"/>
+          <wp:inline distT="0" distB="0" distL="0" distR="0" wp14:anchorId="3E4155F3" wp14:editId="398D61BD">
+            <wp:extent cx="3430633" cy="6286500"/>
             <wp:effectExtent l="0" t="0" r="0" b="0"/>
-            <wp:docPr id="1493501499" name="Picture 1"/>
+            <wp:docPr id="943410994" name="Picture 1"/>
             <wp:cNvGraphicFramePr>
               <a:graphicFrameLocks xmlns:a="http://schemas.openxmlformats.org/drawingml/2006/main" noChangeAspect="1"/>
             </wp:cNvGraphicFramePr>
@@ -19,7 +19,7 @@
               <a:graphicData uri="http://schemas.openxmlformats.org/drawingml/2006/picture">
                 <pic:pic xmlns:pic="http://schemas.openxmlformats.org/drawingml/2006/picture">
                   <pic:nvPicPr>
-                    <pic:cNvPr id="1493501499" name=""/>
+                    <pic:cNvPr id="943410994" name=""/>
                     <pic:cNvPicPr/>
                   </pic:nvPicPr>
                   <pic:blipFill>
@@ -31,7 +31,7 @@
                   <pic:spPr>
                     <a:xfrm>
                       <a:off x="0" y="0"/>
-                      <a:ext cx="3591426" cy="2705478"/>
+                      <a:ext cx="3436083" cy="6296486"/>
                     </a:xfrm>
                     <a:prstGeom prst="rect">
                       <a:avLst/>
@@ -50,6 +50,49 @@
           <w:noProof/>
         </w:rPr>
         <w:drawing>
+          <wp:inline distT="0" distB="0" distL="0" distR="0" wp14:anchorId="1181ED98" wp14:editId="15D8803C">
+            <wp:extent cx="3448050" cy="2597470"/>
+            <wp:effectExtent l="0" t="0" r="0" b="0"/>
+            <wp:docPr id="1493501499" name="Picture 1"/>
+            <wp:cNvGraphicFramePr>
+              <a:graphicFrameLocks xmlns:a="http://schemas.openxmlformats.org/drawingml/2006/main" noChangeAspect="1"/>
+            </wp:cNvGraphicFramePr>
+            <a:graphic xmlns:a="http://schemas.openxmlformats.org/drawingml/2006/main">
+              <a:graphicData uri="http://schemas.openxmlformats.org/drawingml/2006/picture">
+                <pic:pic xmlns:pic="http://schemas.openxmlformats.org/drawingml/2006/picture">
+                  <pic:nvPicPr>
+                    <pic:cNvPr id="1493501499" name=""/>
+                    <pic:cNvPicPr/>
+                  </pic:nvPicPr>
+                  <pic:blipFill>
+                    <a:blip r:embed="rId5"/>
+                    <a:stretch>
+                      <a:fillRect/>
+                    </a:stretch>
+                  </pic:blipFill>
+                  <pic:spPr>
+                    <a:xfrm>
+                      <a:off x="0" y="0"/>
+                      <a:ext cx="3455980" cy="2603444"/>
+                    </a:xfrm>
+                    <a:prstGeom prst="rect">
+                      <a:avLst/>
+                    </a:prstGeom>
+                  </pic:spPr>
+                </pic:pic>
+              </a:graphicData>
+            </a:graphic>
+          </wp:inline>
+        </w:drawing>
+      </w:r>
+    </w:p>
+    <w:p>
+      <w:r>
+        <w:rPr>
+          <w:noProof/>
+        </w:rPr>
+        <w:lastRenderedPageBreak/>
+        <w:drawing>
           <wp:inline distT="0" distB="0" distL="0" distR="0" wp14:anchorId="2C17B360" wp14:editId="41EC331E">
             <wp:extent cx="4807418" cy="6286500"/>
             <wp:effectExtent l="0" t="0" r="0" b="0"/>
@@ -65,7 +108,7 @@
                     <pic:cNvPicPr/>
                   </pic:nvPicPr>
                   <pic:blipFill>
-                    <a:blip r:embed="rId5"/>
+                    <a:blip r:embed="rId6"/>
                     <a:stretch>
                       <a:fillRect/>
                     </a:stretch>
@@ -108,7 +151,7 @@
                     <pic:cNvPicPr/>
                   </pic:nvPicPr>
                   <pic:blipFill>
-                    <a:blip r:embed="rId6"/>
+                    <a:blip r:embed="rId7"/>
                     <a:stretch>
                       <a:fillRect/>
                     </a:stretch>
@@ -151,7 +194,7 @@
                     <pic:cNvPicPr/>
                   </pic:nvPicPr>
                   <pic:blipFill>
-                    <a:blip r:embed="rId7"/>
+                    <a:blip r:embed="rId8"/>
                     <a:stretch>
                       <a:fillRect/>
                     </a:stretch>
@@ -194,7 +237,7 @@
                     <pic:cNvPicPr/>
                   </pic:nvPicPr>
                   <pic:blipFill>
-                    <a:blip r:embed="rId8"/>
+                    <a:blip r:embed="rId9"/>
                     <a:stretch>
                       <a:fillRect/>
                     </a:stretch>
@@ -237,7 +280,7 @@
                     <pic:cNvPicPr/>
                   </pic:nvPicPr>
                   <pic:blipFill>
-                    <a:blip r:embed="rId9"/>
+                    <a:blip r:embed="rId10"/>
                     <a:stretch>
                       <a:fillRect/>
                     </a:stretch>
@@ -280,7 +323,7 @@
                     <pic:cNvPicPr/>
                   </pic:nvPicPr>
                   <pic:blipFill>
-                    <a:blip r:embed="rId10"/>
+                    <a:blip r:embed="rId11"/>
                     <a:stretch>
                       <a:fillRect/>
                     </a:stretch>
@@ -322,7 +365,7 @@
                     <pic:cNvPicPr/>
                   </pic:nvPicPr>
                   <pic:blipFill>
-                    <a:blip r:embed="rId11"/>
+                    <a:blip r:embed="rId12"/>
                     <a:stretch>
                       <a:fillRect/>
                     </a:stretch>
@@ -366,7 +409,7 @@
                     <pic:cNvPicPr/>
                   </pic:nvPicPr>
                   <pic:blipFill>
-                    <a:blip r:embed="rId12"/>
+                    <a:blip r:embed="rId13"/>
                     <a:stretch>
                       <a:fillRect/>
                     </a:stretch>
@@ -409,7 +452,7 @@
                     <pic:cNvPicPr/>
                   </pic:nvPicPr>
                   <pic:blipFill>
-                    <a:blip r:embed="rId13"/>
+                    <a:blip r:embed="rId14"/>
                     <a:stretch>
                       <a:fillRect/>
                     </a:stretch>
@@ -452,7 +495,7 @@
                     <pic:cNvPicPr/>
                   </pic:nvPicPr>
                   <pic:blipFill>
-                    <a:blip r:embed="rId14"/>
+                    <a:blip r:embed="rId15"/>
                     <a:stretch>
                       <a:fillRect/>
                     </a:stretch>
@@ -475,6 +518,9 @@
     </w:p>
     <w:p>
       <w:r>
+        <w:rPr>
+          <w:noProof/>
+        </w:rPr>
         <w:lastRenderedPageBreak/>
         <w:drawing>
           <wp:inline distT="0" distB="0" distL="0" distR="0" wp14:anchorId="6F98F663" wp14:editId="4D69B2E0">
@@ -492,7 +538,7 @@
                     <pic:cNvPicPr/>
                   </pic:nvPicPr>
                   <pic:blipFill>
-                    <a:blip r:embed="rId15"/>
+                    <a:blip r:embed="rId16"/>
                     <a:stretch>
                       <a:fillRect/>
                     </a:stretch>
@@ -515,6 +561,9 @@
     </w:p>
     <w:p>
       <w:r>
+        <w:rPr>
+          <w:noProof/>
+        </w:rPr>
         <w:lastRenderedPageBreak/>
         <w:drawing>
           <wp:inline distT="0" distB="0" distL="0" distR="0" wp14:anchorId="74892D2F" wp14:editId="6B498C3D">
@@ -532,7 +581,7 @@
                     <pic:cNvPicPr/>
                   </pic:nvPicPr>
                   <pic:blipFill>
-                    <a:blip r:embed="rId16"/>
+                    <a:blip r:embed="rId17"/>
                     <a:stretch>
                       <a:fillRect/>
                     </a:stretch>
@@ -553,10 +602,256 @@
         </w:drawing>
       </w:r>
     </w:p>
-    <w:p/>
+    <w:p>
+      <w:r>
+        <w:rPr>
+          <w:noProof/>
+        </w:rPr>
+        <w:lastRenderedPageBreak/>
+        <w:drawing>
+          <wp:inline distT="0" distB="0" distL="0" distR="0" wp14:anchorId="6C47976E" wp14:editId="118945C8">
+            <wp:extent cx="3439005" cy="4686954"/>
+            <wp:effectExtent l="0" t="0" r="9525" b="0"/>
+            <wp:docPr id="807631458" name="Picture 1"/>
+            <wp:cNvGraphicFramePr>
+              <a:graphicFrameLocks xmlns:a="http://schemas.openxmlformats.org/drawingml/2006/main" noChangeAspect="1"/>
+            </wp:cNvGraphicFramePr>
+            <a:graphic xmlns:a="http://schemas.openxmlformats.org/drawingml/2006/main">
+              <a:graphicData uri="http://schemas.openxmlformats.org/drawingml/2006/picture">
+                <pic:pic xmlns:pic="http://schemas.openxmlformats.org/drawingml/2006/picture">
+                  <pic:nvPicPr>
+                    <pic:cNvPr id="807631458" name=""/>
+                    <pic:cNvPicPr/>
+                  </pic:nvPicPr>
+                  <pic:blipFill>
+                    <a:blip r:embed="rId18"/>
+                    <a:stretch>
+                      <a:fillRect/>
+                    </a:stretch>
+                  </pic:blipFill>
+                  <pic:spPr>
+                    <a:xfrm>
+                      <a:off x="0" y="0"/>
+                      <a:ext cx="3439005" cy="4686954"/>
+                    </a:xfrm>
+                    <a:prstGeom prst="rect">
+                      <a:avLst/>
+                    </a:prstGeom>
+                  </pic:spPr>
+                </pic:pic>
+              </a:graphicData>
+            </a:graphic>
+          </wp:inline>
+        </w:drawing>
+      </w:r>
+    </w:p>
+    <w:p>
+      <w:r>
+        <w:rPr>
+          <w:noProof/>
+        </w:rPr>
+        <w:lastRenderedPageBreak/>
+        <w:drawing>
+          <wp:inline distT="0" distB="0" distL="0" distR="0" wp14:anchorId="238CB213" wp14:editId="1C303A02">
+            <wp:extent cx="5731510" cy="7912100"/>
+            <wp:effectExtent l="0" t="0" r="2540" b="0"/>
+            <wp:docPr id="587668363" name="Picture 1"/>
+            <wp:cNvGraphicFramePr>
+              <a:graphicFrameLocks xmlns:a="http://schemas.openxmlformats.org/drawingml/2006/main" noChangeAspect="1"/>
+            </wp:cNvGraphicFramePr>
+            <a:graphic xmlns:a="http://schemas.openxmlformats.org/drawingml/2006/main">
+              <a:graphicData uri="http://schemas.openxmlformats.org/drawingml/2006/picture">
+                <pic:pic xmlns:pic="http://schemas.openxmlformats.org/drawingml/2006/picture">
+                  <pic:nvPicPr>
+                    <pic:cNvPr id="587668363" name=""/>
+                    <pic:cNvPicPr/>
+                  </pic:nvPicPr>
+                  <pic:blipFill>
+                    <a:blip r:embed="rId19"/>
+                    <a:stretch>
+                      <a:fillRect/>
+                    </a:stretch>
+                  </pic:blipFill>
+                  <pic:spPr>
+                    <a:xfrm>
+                      <a:off x="0" y="0"/>
+                      <a:ext cx="5731510" cy="7912100"/>
+                    </a:xfrm>
+                    <a:prstGeom prst="rect">
+                      <a:avLst/>
+                    </a:prstGeom>
+                  </pic:spPr>
+                </pic:pic>
+              </a:graphicData>
+            </a:graphic>
+          </wp:inline>
+        </w:drawing>
+      </w:r>
+    </w:p>
+    <w:p>
+      <w:r>
+        <w:rPr>
+          <w:noProof/>
+        </w:rPr>
+        <w:lastRenderedPageBreak/>
+        <w:drawing>
+          <wp:inline distT="0" distB="0" distL="0" distR="0" wp14:anchorId="3412B1E6" wp14:editId="5E99966B">
+            <wp:extent cx="5731510" cy="7378065"/>
+            <wp:effectExtent l="0" t="0" r="2540" b="0"/>
+            <wp:docPr id="362070699" name="Picture 1"/>
+            <wp:cNvGraphicFramePr>
+              <a:graphicFrameLocks xmlns:a="http://schemas.openxmlformats.org/drawingml/2006/main" noChangeAspect="1"/>
+            </wp:cNvGraphicFramePr>
+            <a:graphic xmlns:a="http://schemas.openxmlformats.org/drawingml/2006/main">
+              <a:graphicData uri="http://schemas.openxmlformats.org/drawingml/2006/picture">
+                <pic:pic xmlns:pic="http://schemas.openxmlformats.org/drawingml/2006/picture">
+                  <pic:nvPicPr>
+                    <pic:cNvPr id="362070699" name=""/>
+                    <pic:cNvPicPr/>
+                  </pic:nvPicPr>
+                  <pic:blipFill>
+                    <a:blip r:embed="rId20"/>
+                    <a:stretch>
+                      <a:fillRect/>
+                    </a:stretch>
+                  </pic:blipFill>
+                  <pic:spPr>
+                    <a:xfrm>
+                      <a:off x="0" y="0"/>
+                      <a:ext cx="5731510" cy="7378065"/>
+                    </a:xfrm>
+                    <a:prstGeom prst="rect">
+                      <a:avLst/>
+                    </a:prstGeom>
+                  </pic:spPr>
+                </pic:pic>
+              </a:graphicData>
+            </a:graphic>
+          </wp:inline>
+        </w:drawing>
+      </w:r>
+    </w:p>
+    <w:p>
+      <w:r>
+        <w:lastRenderedPageBreak/>
+        <w:drawing>
+          <wp:inline distT="0" distB="0" distL="0" distR="0" wp14:anchorId="0D16206D" wp14:editId="24E6A0FC">
+            <wp:extent cx="3467584" cy="4505954"/>
+            <wp:effectExtent l="0" t="0" r="0" b="9525"/>
+            <wp:docPr id="455081138" name="Picture 1"/>
+            <wp:cNvGraphicFramePr>
+              <a:graphicFrameLocks xmlns:a="http://schemas.openxmlformats.org/drawingml/2006/main" noChangeAspect="1"/>
+            </wp:cNvGraphicFramePr>
+            <a:graphic xmlns:a="http://schemas.openxmlformats.org/drawingml/2006/main">
+              <a:graphicData uri="http://schemas.openxmlformats.org/drawingml/2006/picture">
+                <pic:pic xmlns:pic="http://schemas.openxmlformats.org/drawingml/2006/picture">
+                  <pic:nvPicPr>
+                    <pic:cNvPr id="455081138" name=""/>
+                    <pic:cNvPicPr/>
+                  </pic:nvPicPr>
+                  <pic:blipFill>
+                    <a:blip r:embed="rId21"/>
+                    <a:stretch>
+                      <a:fillRect/>
+                    </a:stretch>
+                  </pic:blipFill>
+                  <pic:spPr>
+                    <a:xfrm>
+                      <a:off x="0" y="0"/>
+                      <a:ext cx="3467584" cy="4505954"/>
+                    </a:xfrm>
+                    <a:prstGeom prst="rect">
+                      <a:avLst/>
+                    </a:prstGeom>
+                  </pic:spPr>
+                </pic:pic>
+              </a:graphicData>
+            </a:graphic>
+          </wp:inline>
+        </w:drawing>
+      </w:r>
+    </w:p>
+    <w:p>
+      <w:r>
+        <w:lastRenderedPageBreak/>
+        <w:drawing>
+          <wp:inline distT="0" distB="0" distL="0" distR="0" wp14:anchorId="034CB78A" wp14:editId="3031AD1A">
+            <wp:extent cx="5731510" cy="6671310"/>
+            <wp:effectExtent l="0" t="0" r="2540" b="0"/>
+            <wp:docPr id="1332990158" name="Picture 1"/>
+            <wp:cNvGraphicFramePr>
+              <a:graphicFrameLocks xmlns:a="http://schemas.openxmlformats.org/drawingml/2006/main" noChangeAspect="1"/>
+            </wp:cNvGraphicFramePr>
+            <a:graphic xmlns:a="http://schemas.openxmlformats.org/drawingml/2006/main">
+              <a:graphicData uri="http://schemas.openxmlformats.org/drawingml/2006/picture">
+                <pic:pic xmlns:pic="http://schemas.openxmlformats.org/drawingml/2006/picture">
+                  <pic:nvPicPr>
+                    <pic:cNvPr id="1332990158" name=""/>
+                    <pic:cNvPicPr/>
+                  </pic:nvPicPr>
+                  <pic:blipFill>
+                    <a:blip r:embed="rId22"/>
+                    <a:stretch>
+                      <a:fillRect/>
+                    </a:stretch>
+                  </pic:blipFill>
+                  <pic:spPr>
+                    <a:xfrm>
+                      <a:off x="0" y="0"/>
+                      <a:ext cx="5731510" cy="6671310"/>
+                    </a:xfrm>
+                    <a:prstGeom prst="rect">
+                      <a:avLst/>
+                    </a:prstGeom>
+                  </pic:spPr>
+                </pic:pic>
+              </a:graphicData>
+            </a:graphic>
+          </wp:inline>
+        </w:drawing>
+      </w:r>
+      <w:r>
+        <w:lastRenderedPageBreak/>
+        <w:drawing>
+          <wp:inline distT="0" distB="0" distL="0" distR="0" wp14:anchorId="51CF4B12" wp14:editId="0D4D7DD2">
+            <wp:extent cx="5731510" cy="6793230"/>
+            <wp:effectExtent l="0" t="0" r="2540" b="7620"/>
+            <wp:docPr id="1261311990" name="Picture 1"/>
+            <wp:cNvGraphicFramePr>
+              <a:graphicFrameLocks xmlns:a="http://schemas.openxmlformats.org/drawingml/2006/main" noChangeAspect="1"/>
+            </wp:cNvGraphicFramePr>
+            <a:graphic xmlns:a="http://schemas.openxmlformats.org/drawingml/2006/main">
+              <a:graphicData uri="http://schemas.openxmlformats.org/drawingml/2006/picture">
+                <pic:pic xmlns:pic="http://schemas.openxmlformats.org/drawingml/2006/picture">
+                  <pic:nvPicPr>
+                    <pic:cNvPr id="1261311990" name=""/>
+                    <pic:cNvPicPr/>
+                  </pic:nvPicPr>
+                  <pic:blipFill>
+                    <a:blip r:embed="rId23"/>
+                    <a:stretch>
+                      <a:fillRect/>
+                    </a:stretch>
+                  </pic:blipFill>
+                  <pic:spPr>
+                    <a:xfrm>
+                      <a:off x="0" y="0"/>
+                      <a:ext cx="5731510" cy="6793230"/>
+                    </a:xfrm>
+                    <a:prstGeom prst="rect">
+                      <a:avLst/>
+                    </a:prstGeom>
+                  </pic:spPr>
+                </pic:pic>
+              </a:graphicData>
+            </a:graphic>
+          </wp:inline>
+        </w:drawing>
+      </w:r>
+    </w:p>
     <w:sectPr>
       <w:pgSz w:w="11906" w:h="16838"/>
-      <w:pgMar w:top="568" w:right="1440" w:bottom="1440" w:left="1440" w:header="708" w:footer="708" w:gutter="0"/>
+      <w:pgMar w:top="568" w:right="1440" w:bottom="567" w:left="1440" w:header="708" w:footer="708" w:gutter="0"/>
       <w:cols w:space="708"/>
       <w:docGrid w:linePitch="360"/>
     </w:sectPr>
